--- a/relatorio/Lista_Parafusos_Fixadores.docx
+++ b/relatorio/Lista_Parafusos_Fixadores.docx
@@ -583,7 +583,7 @@
               <w:rPr>
                 <w:sz w:val="16"/>
               </w:rPr>
-              <w:t>Ø3,4 no antebraço e no dedo livre. Empilhamento: chapa 4 + ressalto/engrenagem 14,8 + 2 arruelas 1,0 + porca autotravante 4,0 ≈ 24 mm</w:t>
+              <w:t>Ø3,4 na palma e no dedo livre. Empilhamento: palma 4 + ressalto/engrenagem 14,8 + 2 arruelas 1,0 + porca autotravante 4,0 ≈ 24 mm</w:t>
             </w:r>
           </w:p>
         </w:tc>
@@ -598,6 +598,120 @@
                 <w:sz w:val="16"/>
               </w:rPr>
               <w:t>Aço inox A2 (superfície lisa = menos atrito na engrenagem)</w:t>
+            </w:r>
+          </w:p>
+        </w:tc>
+        <w:tc>
+          <w:tcPr>
+            <w:tcW w:type="dxa" w:w="680"/>
+          </w:tcPr>
+          <w:p>
+            <w:r/>
+            <w:r>
+              <w:rPr>
+                <w:sz w:val="16"/>
+              </w:rPr>
+              <w:t>2</w:t>
+            </w:r>
+          </w:p>
+        </w:tc>
+      </w:tr>
+      <w:tr>
+        <w:tc>
+          <w:tcPr>
+            <w:tcW w:type="dxa" w:w="397"/>
+          </w:tcPr>
+          <w:p>
+            <w:r/>
+            <w:r>
+              <w:rPr>
+                <w:sz w:val="16"/>
+              </w:rPr>
+              <w:t>3b</w:t>
+            </w:r>
+          </w:p>
+        </w:tc>
+        <w:tc>
+          <w:tcPr>
+            <w:tcW w:type="dxa" w:w="2948"/>
+          </w:tcPr>
+          <w:p>
+            <w:r/>
+            <w:r>
+              <w:rPr>
+                <w:sz w:val="16"/>
+              </w:rPr>
+              <w:t>Parafuso M3 × 10 mm, cabeça panela Phillips (rosqueia direto no PLA)</w:t>
+            </w:r>
+          </w:p>
+        </w:tc>
+        <w:tc>
+          <w:tcPr>
+            <w:tcW w:type="dxa" w:w="737"/>
+          </w:tcPr>
+          <w:p>
+            <w:r/>
+            <w:r>
+              <w:rPr>
+                <w:sz w:val="16"/>
+              </w:rPr>
+              <w:t>4</w:t>
+            </w:r>
+          </w:p>
+        </w:tc>
+        <w:tc>
+          <w:tcPr>
+            <w:tcW w:type="dxa" w:w="1020"/>
+          </w:tcPr>
+          <w:p>
+            <w:r/>
+            <w:r>
+              <w:rPr>
+                <w:sz w:val="16"/>
+              </w:rPr>
+              <w:t>6</w:t>
+            </w:r>
+          </w:p>
+        </w:tc>
+        <w:tc>
+          <w:tcPr>
+            <w:tcW w:type="dxa" w:w="3402"/>
+          </w:tcPr>
+          <w:p>
+            <w:r/>
+            <w:r>
+              <w:rPr>
+                <w:sz w:val="16"/>
+              </w:rPr>
+              <w:t>Amarram as duas chapas de cada elo: 2 na travessa do braço (04_braco_livre → 03_braco_motriz) e 2 na palma do antebraço (06_antebraco_livre → 05_antebraco_motriz). São eles que fecham a forquilha — sem eles as chapas abrem</w:t>
+            </w:r>
+          </w:p>
+        </w:tc>
+        <w:tc>
+          <w:tcPr>
+            <w:tcW w:type="dxa" w:w="3402"/>
+          </w:tcPr>
+          <w:p>
+            <w:r/>
+            <w:r>
+              <w:rPr>
+                <w:sz w:val="16"/>
+              </w:rPr>
+              <w:t>Passante Ø3,4 na chapa motriz + furo-piloto Ø2,5 × 8 mm no reforço da travessa/palma. Empilhamento: chapa 4 + 6 mm de rosca no PLA</w:t>
+            </w:r>
+          </w:p>
+        </w:tc>
+        <w:tc>
+          <w:tcPr>
+            <w:tcW w:type="dxa" w:w="1701"/>
+          </w:tcPr>
+          <w:p>
+            <w:r/>
+            <w:r>
+              <w:rPr>
+                <w:sz w:val="16"/>
+              </w:rPr>
+              <w:t>Aço zincado ou inox A2</w:t>
             </w:r>
           </w:p>
         </w:tc>
@@ -925,7 +1039,7 @@
               <w:rPr>
                 <w:sz w:val="16"/>
               </w:rPr>
-              <w:t>Rasgos em cruz 3,4 × 6 no suporte + furos Ø3 da placa. Empilhamento: placa 1,6 + ressalto 3 + chapa 4 + arruela 0,5 + porca 2,4 = 11,5 mm</w:t>
+              <w:t>Rasgos RADIAIS 3,4 × 11,4 no suporte (aceitam furação de 21,5 a 34,5 mm × 15,4 a 24,6 mm) + furos Ø3 da placa. Empilhamento: placa 1,6 + assento do berço 3 + chapa 4 + arruela 0,5 + porca 2,4 = 11,5 mm</w:t>
             </w:r>
           </w:p>
         </w:tc>
@@ -1139,7 +1253,7 @@
               <w:rPr>
                 <w:sz w:val="16"/>
               </w:rPr>
-              <w:t>Sob a cabeça dos parafusos dos joysticks: cobre o rasgo em cruz de 6 mm</w:t>
+              <w:t>Sob a cabeça dos parafusos dos joysticks: cobre o rasgo radial de 3,4 × 11,4 mm</w:t>
             </w:r>
           </w:p>
         </w:tc>
@@ -1420,7 +1534,7 @@
         <w:rPr>
           <w:b/>
         </w:rPr>
-        <w:t>Custo total estimado dos fixadores: R$ 39 (preços de referência 2026; confirmar na compra).</w:t>
+        <w:t>Custo total estimado dos fixadores: R$ 41 (preços de referência 2026; confirmar na compra).</w:t>
       </w:r>
     </w:p>
     <w:p>
@@ -1808,6 +1922,22 @@
         <w:pStyle w:val="ListBullet"/>
       </w:pPr>
       <w:r>
+        <w:t>Os pivôs do lado LIVRE (ombro e cotovelo) não levam parafuso: são munhões Ø9 impressos na própria chapa, que giram nos mancais Ø9,4 da parede da plataforma e da chapa livre do braço. Quem segura o conjunto no eixo é o parafuso central do horn do lado motriz (item 1b) somado às travessas (item 3b) — por isso os 4 parafusos M3 × 10 são obrigatórios.</w:t>
+      </w:r>
+    </w:p>
+    <w:p>
+      <w:pPr>
+        <w:pStyle w:val="ListBullet"/>
+      </w:pPr>
+      <w:r>
+        <w:t>Se um munhão entrar apertado no mancal, lixar levemente o Ø9 (lixa 220) até girar livre — não alargar o furo, que é o mancal.</w:t>
+      </w:r>
+    </w:p>
+    <w:p>
+      <w:pPr>
+        <w:pStyle w:val="ListBullet"/>
+      </w:pPr>
+      <w:r>
         <w:t>Ferramentas: chave Phillips PH0 (itens 1, 2 e 6), PH1 (itens 3, 9, 10), chave de boca/canhão 5,5 mm (porcas M3), chave Allen 2,5 mm se optar pela cabeça cilíndrica no item 3.</w:t>
       </w:r>
     </w:p>

--- a/relatorio/Lista_Parafusos_Fixadores.docx
+++ b/relatorio/Lista_Parafusos_Fixadores.docx
@@ -1946,6 +1946,14 @@
         <w:pStyle w:val="ListBullet"/>
       </w:pPr>
       <w:r>
+        <w:t>A garra tem duas opções de dedos (07/08 com mandíbula plana e 10/11 com mandíbula em V) que usam exatamente os mesmos fixadores — o item 3/4/5 serve para qualquer uma das duas e a troca não muda esta lista. Quem imprimir as duas opções pode deixar um horn de servo montado em cada dedo motriz (o kit do SG90 traz vários) para trocar mais rápido.</w:t>
+      </w:r>
+    </w:p>
+    <w:p>
+      <w:pPr>
+        <w:pStyle w:val="ListBullet"/>
+      </w:pPr>
+      <w:r>
         <w:t>Onde comprar: lojas de parafusos/ferragens (M3), lojas de eletrônica/robótica e kits de micro parafusos (PA 1,7 e 2,0).</w:t>
       </w:r>
     </w:p>
